--- a/Hướng dẫn sử dụng LCMS_DEMO.docx
+++ b/Hướng dẫn sử dụng LCMS_DEMO.docx
@@ -85,6 +85,7 @@
       </w:pPr>
       <w:r>
         <w:rPr>
+          <w:noProof/>
           <w:lang w:val="en-US"/>
         </w:rPr>
         <w:drawing>
@@ -143,39 +144,7 @@
           <w:bCs/>
           <w:lang w:val="en-US"/>
         </w:rPr>
-        <w:t>Thông tin đăng nhập</w:t>
-      </w:r>
-    </w:p>
-    <w:p>
-      <w:pPr>
-        <w:rPr>
-          <w:lang w:val="en-US"/>
-        </w:rPr>
-      </w:pPr>
-      <w:r>
-        <w:rPr>
-          <w:lang w:val="en-US"/>
-        </w:rPr>
-        <w:t xml:space="preserve">User: </w:t>
-      </w:r>
-      <w:r>
-        <w:rPr>
-          <w:lang w:val="en-US"/>
-        </w:rPr>
-        <w:t>admin@cms.com</w:t>
-      </w:r>
-    </w:p>
-    <w:p>
-      <w:pPr>
-        <w:rPr>
-          <w:lang w:val="en-US"/>
-        </w:rPr>
-      </w:pPr>
-      <w:r>
-        <w:rPr>
-          <w:lang w:val="en-US"/>
-        </w:rPr>
-        <w:t>Password: admin1234</w:t>
+        <w:t>Hướng dẫn sử dụng</w:t>
       </w:r>
     </w:p>
     <w:p>
@@ -197,8 +166,241 @@
           <w:bCs/>
           <w:lang w:val="en-US"/>
         </w:rPr>
+        <w:t>Thông tin đăng nhập</w:t>
+      </w:r>
+    </w:p>
+    <w:p>
+      <w:pPr>
+        <w:rPr>
+          <w:lang w:val="en-US"/>
+        </w:rPr>
+      </w:pPr>
+      <w:r>
+        <w:rPr>
+          <w:lang w:val="en-US"/>
+        </w:rPr>
+        <w:t xml:space="preserve">User: </w:t>
+      </w:r>
+      <w:r>
+        <w:rPr>
+          <w:lang w:val="en-US"/>
+        </w:rPr>
+        <w:t>admin@cms.com</w:t>
+      </w:r>
+    </w:p>
+    <w:p>
+      <w:pPr>
+        <w:rPr>
+          <w:lang w:val="en-US"/>
+        </w:rPr>
+      </w:pPr>
+      <w:r>
+        <w:rPr>
+          <w:lang w:val="en-US"/>
+        </w:rPr>
+        <w:t>Password: admin1234</w:t>
+      </w:r>
+    </w:p>
+    <w:p>
+      <w:pPr>
+        <w:pStyle w:val="Heading1"/>
+        <w:jc w:val="center"/>
+        <w:rPr>
+          <w:b/>
+          <w:bCs/>
+          <w:lang w:val="en-US"/>
+        </w:rPr>
+      </w:pPr>
+      <w:r>
+        <w:rPr>
+          <w:b/>
+          <w:bCs/>
+          <w:lang w:val="en-US"/>
+        </w:rPr>
+        <w:t>Hướng dẫn sử dụng LCMS-DEMO</w:t>
+      </w:r>
+    </w:p>
+    <w:p>
+      <w:pPr>
+        <w:pStyle w:val="Heading2"/>
+        <w:rPr>
+          <w:b/>
+          <w:bCs/>
+          <w:lang w:val="en-US"/>
+        </w:rPr>
+      </w:pPr>
+      <w:r>
+        <w:rPr>
+          <w:b/>
+          <w:bCs/>
+          <w:lang w:val="en-US"/>
+        </w:rPr>
+        <w:t>Ghi chú</w:t>
+      </w:r>
+    </w:p>
+    <w:p>
+      <w:pPr>
+        <w:rPr>
+          <w:lang w:val="en-US"/>
+        </w:rPr>
+      </w:pPr>
+      <w:r>
+        <w:rPr>
+          <w:lang w:val="en-US"/>
+        </w:rPr>
+        <w:t>Nếu trong app không nhập ký tự được, thử nhấn phím ALT trên bàn phím một lần nhé.</w:t>
+      </w:r>
+    </w:p>
+    <w:p>
+      <w:pPr>
+        <w:rPr>
+          <w:lang w:val="en-US"/>
+        </w:rPr>
+      </w:pPr>
+      <w:r>
+        <w:rPr>
+          <w:lang w:val="en-US"/>
+        </w:rPr>
+        <w:t>Cách mở ứng dụng: Chạy file Server trước, rồi chạy file Client (chạy cùng lúc cũng được)</w:t>
+      </w:r>
+    </w:p>
+    <w:p>
+      <w:pPr>
+        <w:rPr>
+          <w:lang w:val="en-US"/>
+        </w:rPr>
+      </w:pPr>
+      <w:r>
+        <w:rPr>
+          <w:noProof/>
+          <w:lang w:val="en-US"/>
+        </w:rPr>
+        <w:drawing>
+          <wp:inline distT="0" distB="0" distL="0" distR="0" wp14:anchorId="3B9F0698" wp14:editId="5ECCD7F9">
+            <wp:extent cx="5731510" cy="1109980"/>
+            <wp:effectExtent l="0" t="0" r="2540" b="0"/>
+            <wp:docPr id="1642019266" name="Picture 1"/>
+            <wp:cNvGraphicFramePr>
+              <a:graphicFrameLocks xmlns:a="http://schemas.openxmlformats.org/drawingml/2006/main" noChangeAspect="1"/>
+            </wp:cNvGraphicFramePr>
+            <a:graphic xmlns:a="http://schemas.openxmlformats.org/drawingml/2006/main">
+              <a:graphicData uri="http://schemas.openxmlformats.org/drawingml/2006/picture">
+                <pic:pic xmlns:pic="http://schemas.openxmlformats.org/drawingml/2006/picture">
+                  <pic:nvPicPr>
+                    <pic:cNvPr id="1730263261" name=""/>
+                    <pic:cNvPicPr/>
+                  </pic:nvPicPr>
+                  <pic:blipFill>
+                    <a:blip r:embed="rId5"/>
+                    <a:stretch>
+                      <a:fillRect/>
+                    </a:stretch>
+                  </pic:blipFill>
+                  <pic:spPr>
+                    <a:xfrm>
+                      <a:off x="0" y="0"/>
+                      <a:ext cx="5731510" cy="1109980"/>
+                    </a:xfrm>
+                    <a:prstGeom prst="rect">
+                      <a:avLst/>
+                    </a:prstGeom>
+                  </pic:spPr>
+                </pic:pic>
+              </a:graphicData>
+            </a:graphic>
+          </wp:inline>
+        </w:drawing>
+      </w:r>
+    </w:p>
+    <w:p>
+      <w:pPr>
+        <w:pStyle w:val="Heading2"/>
+        <w:numPr>
+          <w:ilvl w:val="0"/>
+          <w:numId w:val="5"/>
+        </w:numPr>
+        <w:rPr>
+          <w:b/>
+          <w:bCs/>
+          <w:lang w:val="en-US"/>
+        </w:rPr>
+      </w:pPr>
+      <w:r>
+        <w:rPr>
+          <w:b/>
+          <w:bCs/>
+          <w:lang w:val="en-US"/>
+        </w:rPr>
         <w:t>Hướng dẫn sử dụng</w:t>
       </w:r>
+    </w:p>
+    <w:p>
+      <w:pPr>
+        <w:pStyle w:val="Heading2"/>
+        <w:numPr>
+          <w:ilvl w:val="0"/>
+          <w:numId w:val="5"/>
+        </w:numPr>
+        <w:rPr>
+          <w:b/>
+          <w:bCs/>
+          <w:lang w:val="en-US"/>
+        </w:rPr>
+      </w:pPr>
+      <w:r>
+        <w:rPr>
+          <w:b/>
+          <w:bCs/>
+          <w:lang w:val="en-US"/>
+        </w:rPr>
+        <w:t>Thông tin đăng nhập</w:t>
+      </w:r>
+    </w:p>
+    <w:p>
+      <w:pPr>
+        <w:rPr>
+          <w:lang w:val="en-US"/>
+        </w:rPr>
+      </w:pPr>
+      <w:r>
+        <w:rPr>
+          <w:lang w:val="en-US"/>
+        </w:rPr>
+        <w:t xml:space="preserve">User: </w:t>
+      </w:r>
+      <w:r>
+        <w:rPr>
+          <w:lang w:val="en-US"/>
+        </w:rPr>
+        <w:t>admin@cms.com</w:t>
+      </w:r>
+    </w:p>
+    <w:p>
+      <w:pPr>
+        <w:rPr>
+          <w:lang w:val="en-US"/>
+        </w:rPr>
+      </w:pPr>
+      <w:r>
+        <w:rPr>
+          <w:lang w:val="en-US"/>
+        </w:rPr>
+        <w:t>Password: admin1234</w:t>
+      </w:r>
+    </w:p>
+    <w:p>
+      <w:pPr>
+        <w:rPr>
+          <w:lang w:val="en-US"/>
+        </w:rPr>
+      </w:pPr>
+    </w:p>
+    <w:p>
+      <w:pPr>
+        <w:rPr>
+          <w:lang w:val="en-US"/>
+        </w:rPr>
+      </w:pPr>
     </w:p>
     <w:p>
       <w:pPr>
@@ -300,7 +502,6 @@
           <w:noProof/>
           <w:lang w:val="en-US"/>
         </w:rPr>
-        <w:lastRenderedPageBreak/>
         <w:drawing>
           <wp:inline distT="0" distB="0" distL="0" distR="0" wp14:anchorId="48BBDB2F" wp14:editId="38588428">
             <wp:extent cx="5731510" cy="2945130"/>
@@ -375,6 +576,7 @@
           <w:noProof/>
           <w:lang w:val="en-US"/>
         </w:rPr>
+        <w:lastRenderedPageBreak/>
         <w:drawing>
           <wp:inline distT="0" distB="0" distL="0" distR="0" wp14:anchorId="1E4ED1E1" wp14:editId="586F84AB">
             <wp:extent cx="5731510" cy="2950845"/>
@@ -496,7 +698,6 @@
           <w:bCs/>
           <w:lang w:val="en-US"/>
         </w:rPr>
-        <w:lastRenderedPageBreak/>
         <w:t>Đưa thiết bị lên bản đồ số</w:t>
       </w:r>
     </w:p>
@@ -584,6 +785,7 @@
           <w:bCs/>
           <w:lang w:val="en-US"/>
         </w:rPr>
+        <w:lastRenderedPageBreak/>
         <w:t xml:space="preserve">Kiểm tra trạng thái online/offline của tín hiệu: </w:t>
       </w:r>
     </w:p>
@@ -707,7 +909,6 @@
         <w:rPr>
           <w:lang w:val="en-US"/>
         </w:rPr>
-        <w:lastRenderedPageBreak/>
         <w:t xml:space="preserve">Số lần kiểm tra tối thiểu (Y): </w:t>
       </w:r>
       <w:r>
@@ -1011,6 +1212,95 @@
     </w:lvl>
   </w:abstractNum>
   <w:abstractNum w:abstractNumId="2" w15:restartNumberingAfterBreak="0">
+    <w:nsid w:val="375322E4"/>
+    <w:multiLevelType w:val="hybridMultilevel"/>
+    <w:tmpl w:val="20DC190E"/>
+    <w:lvl w:ilvl="0" w:tplc="FFFFFFFF">
+      <w:start w:val="1"/>
+      <w:numFmt w:val="decimal"/>
+      <w:lvlText w:val="%1."/>
+      <w:lvlJc w:val="left"/>
+      <w:pPr>
+        <w:ind w:left="720" w:hanging="360"/>
+      </w:pPr>
+      <w:rPr>
+        <w:rFonts w:hint="default"/>
+      </w:rPr>
+    </w:lvl>
+    <w:lvl w:ilvl="1" w:tplc="FFFFFFFF" w:tentative="1">
+      <w:start w:val="1"/>
+      <w:numFmt w:val="lowerLetter"/>
+      <w:lvlText w:val="%2."/>
+      <w:lvlJc w:val="left"/>
+      <w:pPr>
+        <w:ind w:left="1440" w:hanging="360"/>
+      </w:pPr>
+    </w:lvl>
+    <w:lvl w:ilvl="2" w:tplc="FFFFFFFF" w:tentative="1">
+      <w:start w:val="1"/>
+      <w:numFmt w:val="lowerRoman"/>
+      <w:lvlText w:val="%3."/>
+      <w:lvlJc w:val="right"/>
+      <w:pPr>
+        <w:ind w:left="2160" w:hanging="180"/>
+      </w:pPr>
+    </w:lvl>
+    <w:lvl w:ilvl="3" w:tplc="FFFFFFFF" w:tentative="1">
+      <w:start w:val="1"/>
+      <w:numFmt w:val="decimal"/>
+      <w:lvlText w:val="%4."/>
+      <w:lvlJc w:val="left"/>
+      <w:pPr>
+        <w:ind w:left="2880" w:hanging="360"/>
+      </w:pPr>
+    </w:lvl>
+    <w:lvl w:ilvl="4" w:tplc="FFFFFFFF" w:tentative="1">
+      <w:start w:val="1"/>
+      <w:numFmt w:val="lowerLetter"/>
+      <w:lvlText w:val="%5."/>
+      <w:lvlJc w:val="left"/>
+      <w:pPr>
+        <w:ind w:left="3600" w:hanging="360"/>
+      </w:pPr>
+    </w:lvl>
+    <w:lvl w:ilvl="5" w:tplc="FFFFFFFF" w:tentative="1">
+      <w:start w:val="1"/>
+      <w:numFmt w:val="lowerRoman"/>
+      <w:lvlText w:val="%6."/>
+      <w:lvlJc w:val="right"/>
+      <w:pPr>
+        <w:ind w:left="4320" w:hanging="180"/>
+      </w:pPr>
+    </w:lvl>
+    <w:lvl w:ilvl="6" w:tplc="FFFFFFFF" w:tentative="1">
+      <w:start w:val="1"/>
+      <w:numFmt w:val="decimal"/>
+      <w:lvlText w:val="%7."/>
+      <w:lvlJc w:val="left"/>
+      <w:pPr>
+        <w:ind w:left="5040" w:hanging="360"/>
+      </w:pPr>
+    </w:lvl>
+    <w:lvl w:ilvl="7" w:tplc="FFFFFFFF" w:tentative="1">
+      <w:start w:val="1"/>
+      <w:numFmt w:val="lowerLetter"/>
+      <w:lvlText w:val="%8."/>
+      <w:lvlJc w:val="left"/>
+      <w:pPr>
+        <w:ind w:left="5760" w:hanging="360"/>
+      </w:pPr>
+    </w:lvl>
+    <w:lvl w:ilvl="8" w:tplc="FFFFFFFF" w:tentative="1">
+      <w:start w:val="1"/>
+      <w:numFmt w:val="lowerRoman"/>
+      <w:lvlText w:val="%9."/>
+      <w:lvlJc w:val="right"/>
+      <w:pPr>
+        <w:ind w:left="6480" w:hanging="180"/>
+      </w:pPr>
+    </w:lvl>
+  </w:abstractNum>
+  <w:abstractNum w:abstractNumId="3" w15:restartNumberingAfterBreak="0">
     <w:nsid w:val="42EB7EC5"/>
     <w:multiLevelType w:val="hybridMultilevel"/>
     <w:tmpl w:val="20DC190E"/>
@@ -1099,7 +1389,7 @@
       </w:pPr>
     </w:lvl>
   </w:abstractNum>
-  <w:abstractNum w:abstractNumId="3" w15:restartNumberingAfterBreak="0">
+  <w:abstractNum w:abstractNumId="4" w15:restartNumberingAfterBreak="0">
     <w:nsid w:val="782A22BD"/>
     <w:multiLevelType w:val="hybridMultilevel"/>
     <w:tmpl w:val="CD18C11C"/>
@@ -1189,16 +1479,19 @@
     </w:lvl>
   </w:abstractNum>
   <w:num w:numId="1" w16cid:durableId="1360666682">
-    <w:abstractNumId w:val="2"/>
+    <w:abstractNumId w:val="3"/>
   </w:num>
   <w:num w:numId="2" w16cid:durableId="1839299603">
     <w:abstractNumId w:val="0"/>
   </w:num>
   <w:num w:numId="3" w16cid:durableId="1180848112">
-    <w:abstractNumId w:val="3"/>
+    <w:abstractNumId w:val="4"/>
   </w:num>
   <w:num w:numId="4" w16cid:durableId="1073429636">
     <w:abstractNumId w:val="1"/>
+  </w:num>
+  <w:num w:numId="5" w16cid:durableId="1179546832">
+    <w:abstractNumId w:val="2"/>
   </w:num>
 </w:numbering>
 </file>
